--- a/worksheets/W12_議題提交單_學生用.docx
+++ b/worksheets/W12_議題提交單_學生用.docx
@@ -51,7 +51,7 @@
           <w:color w:val="5B6573"/>
           <w:sz w:val="22"/>
         </w:rPr>
-        <w:t>W11–W12 合併任務 10 分；本張小組單只作情境證據，個人 V1、回饋與 V2／保留理由才進正式判讀。學習關卡 3 另於 W13 前判通過／需修正。每組交 1 張。</w:t>
+        <w:t>本張共同交一份；個人以W10查核、W11反方核對與W12問題V1、回饋、V2／保留理由，一次評閱讀判斷檔案20分。</w:t>
       </w:r>
     </w:p>
     <w:p>
